--- a/wandermind-studio/promotion-packs/Gede-Nico/WanderMind_Gede_Nico_Promosi_Siap_Pakai.docx
+++ b/wandermind-studio/promotion-packs/Gede-Nico/WanderMind_Gede_Nico_Promosi_Siap_Pakai.docx
@@ -166,7 +166,7 @@
                 <w:color w:val="FFFFFF"/>
                 <w:sz w:val="26"/>
               </w:rPr>
-              <w:t>3 foto</w:t>
+              <w:t>7 foto</w:t>
             </w:r>
           </w:p>
           <w:p>
@@ -270,7 +270,7 @@
           <w:color w:val="5E6B68"/>
           <w:sz w:val="17"/>
         </w:rPr>
-        <w:t>Versi 25 Agustus 2026 · Simpan dokumen ini di ponsel</w:t>
+        <w:t>Versi 26 Agustus 2026 · Simpan dokumen ini di ponsel</w:t>
       </w:r>
     </w:p>
     <w:p>
@@ -367,7 +367,7 @@
                 <w:b/>
                 <w:color w:val="1E2D2A"/>
               </w:rPr>
-              <w:t>Simpan tiga foto</w:t>
+              <w:t>Simpan tujuh foto</w:t>
             </w:r>
           </w:p>
           <w:p>
@@ -378,7 +378,7 @@
               <w:rPr>
                 <w:sz w:val="19"/>
               </w:rPr>
-              <w:t>Gunakan foto bernomor 01, 02, dan 03 yang ikut dalam paket ini. Foto yang sama juga tertanam di dokumen.</w:t>
+              <w:t>Gunakan foto bernomor 01–07 yang ikut dalam paket ini. Foto yang sama juga tertanam di dokumen.</w:t>
             </w:r>
           </w:p>
         </w:tc>
@@ -796,12 +796,12 @@
         <w:keepNext/>
       </w:pPr>
       <w:r>
-        <w:t>Tiga foto yang dipakai</w:t>
+        <w:t>Tiga foto utama + empat pemandangan</w:t>
       </w:r>
     </w:p>
     <w:p>
       <w:r>
-        <w:t>Urutan ini sengaja sederhana: orangnya dulu, bukti pelayanan berikutnya, kendaraan terakhir.</w:t>
+        <w:t>Foto 01–03 memperkenalkan pengemudi dan layanan. Foto 04–07 menampilkan inspirasi perjalanan Bali untuk posting kedua.</w:t>
       </w:r>
     </w:p>
     <w:tbl>
@@ -2628,7 +2628,7 @@
                 <w:b/>
                 <w:color w:val="FFFFFF"/>
               </w:rPr>
-              <w:t>Sebelum posting: tautan terbuka · nama driver terpilih · tiga foto benar · tidak ada data pribadi</w:t>
+              <w:t>Sebelum posting: tautan terbuka · nama driver terpilih · foto paket benar · tidak ada data pribadi</w:t>
             </w:r>
           </w:p>
         </w:tc>
@@ -2646,7 +2646,7 @@
         <w:t xml:space="preserve">Catatan sumber: </w:t>
       </w:r>
       <w:r>
-        <w:t xml:space="preserve">Foto dalam paket tercatat sebagai user_provided_with_consent dan disetujui pada 5 Agustus 2026. Panduan format vertikal dan safe zone mengacu pada Meta for Business. </w:t>
+        <w:t xml:space="preserve">Foto 01–03 tercatat sebagai user_provided_with_consent. Foto 04–07 memakai aset berlisensi yang kreditnya tercantum pada halaman terakhir. Panduan format vertikal dan safe zone mengacu pada Meta for Business. </w:t>
       </w:r>
       <w:hyperlink r:id="rId15">
         <w:r>
@@ -2657,6 +2657,792 @@
           <w:t>Meta Reels guidance</w:t>
         </w:r>
       </w:hyperlink>
+    </w:p>
+    <w:p>
+      <w:r>
+        <w:br w:type="page"/>
+      </w:r>
+    </w:p>
+    <w:p>
+      <w:pPr>
+        <w:spacing w:before="0" w:after="60"/>
+      </w:pPr>
+      <w:r>
+        <w:rPr>
+          <w:rFonts w:ascii="Arial" w:hAnsi="Arial"/>
+          <w:b/>
+          <w:color w:val="E0A11A"/>
+          <w:sz w:val="16"/>
+        </w:rPr>
+        <w:t>PAKET GAMBAR 04–07</w:t>
+      </w:r>
+    </w:p>
+    <w:p>
+      <w:pPr>
+        <w:keepNext/>
+        <w:spacing w:before="0" w:after="100"/>
+      </w:pPr>
+      <w:r>
+        <w:rPr>
+          <w:rFonts w:ascii="Arial" w:hAnsi="Arial"/>
+          <w:b/>
+          <w:color w:val="0B4F46"/>
+          <w:sz w:val="44"/>
+        </w:rPr>
+        <w:t>Empat pemandangan Bali untuk posting kedua</w:t>
+      </w:r>
+    </w:p>
+    <w:p>
+      <w:pPr>
+        <w:spacing w:before="0" w:after="140" w:line="269" w:lineRule="auto"/>
+      </w:pPr>
+      <w:r>
+        <w:rPr>
+          <w:rFonts w:ascii="Arial" w:hAnsi="Arial"/>
+          <w:b w:val="0"/>
+          <w:color w:val="5E6B68"/>
+          <w:sz w:val="18"/>
+        </w:rPr>
+        <w:t>Gunakan urutan 04 → 05 → 06 → 07. Foto-foto ini sudah diperiksa di daftar aset WanderMind; jangan hapus kreditnya.</w:t>
+      </w:r>
+    </w:p>
+    <w:tbl>
+      <w:tblPr>
+        <w:tblW w:type="dxa" w:w="9360"/>
+        <w:jc w:val="center"/>
+        <w:tblLayout w:type="fixed"/>
+        <w:tblLook w:firstColumn="1" w:firstRow="1" w:lastColumn="0" w:lastRow="0" w:noHBand="0" w:noVBand="1" w:val="04A0"/>
+        <w:tblBorders>
+          <w:top w:val="nil"/>
+          <w:left w:val="nil"/>
+          <w:bottom w:val="nil"/>
+          <w:right w:val="nil"/>
+          <w:insideH w:val="nil"/>
+          <w:insideV w:val="nil"/>
+        </w:tblBorders>
+      </w:tblPr>
+      <w:tblGrid>
+        <w:gridCol w:w="4680"/>
+        <w:gridCol w:w="4680"/>
+      </w:tblGrid>
+      <w:tr>
+        <w:tc>
+          <w:tcPr>
+            <w:tcW w:type="dxa" w:w="4680"/>
+            <w:shd w:fill="F8F5EF"/>
+            <w:tcMar>
+              <w:top w:w="95" w:type="dxa"/>
+              <w:start w:w="95" w:type="dxa"/>
+              <w:bottom w:w="95" w:type="dxa"/>
+              <w:end w:w="95" w:type="dxa"/>
+            </w:tcMar>
+            <w:vAlign w:val="center"/>
+          </w:tcPr>
+          <w:p>
+            <w:pPr>
+              <w:jc w:val="center"/>
+            </w:pPr>
+            <w:r>
+              <w:drawing>
+                <wp:inline xmlns:a="http://schemas.openxmlformats.org/drawingml/2006/main" xmlns:pic="http://schemas.openxmlformats.org/drawingml/2006/picture">
+                  <wp:extent cx="2788920" cy="2088204"/>
+                  <wp:docPr id="6" name="Picture 6" descr="Campuhan Ridge Walk, Bali — Artem Beliaikin · CC0 1.0" title="Campuhan Ridge Walk, Bali — Artem Beliaikin · CC0 1.0"/>
+                  <wp:cNvGraphicFramePr>
+                    <a:graphicFrameLocks noChangeAspect="1"/>
+                  </wp:cNvGraphicFramePr>
+                  <a:graphic>
+                    <a:graphicData uri="http://schemas.openxmlformats.org/drawingml/2006/picture">
+                      <pic:pic>
+                        <pic:nvPicPr>
+                          <pic:cNvPr id="0" name="04-Gede-Campuhan-Ridge.jpg"/>
+                          <pic:cNvPicPr/>
+                        </pic:nvPicPr>
+                        <pic:blipFill>
+                          <a:blip r:embed="rId16"/>
+                          <a:stretch>
+                            <a:fillRect/>
+                          </a:stretch>
+                        </pic:blipFill>
+                        <pic:spPr>
+                          <a:xfrm>
+                            <a:off x="0" y="0"/>
+                            <a:ext cx="2788920" cy="2088204"/>
+                          </a:xfrm>
+                          <a:prstGeom prst="rect"/>
+                        </pic:spPr>
+                      </pic:pic>
+                    </a:graphicData>
+                  </a:graphic>
+                </wp:inline>
+              </w:drawing>
+            </w:r>
+          </w:p>
+          <w:p>
+            <w:pPr>
+              <w:spacing w:before="40" w:after="0"/>
+              <w:jc w:val="center"/>
+            </w:pPr>
+            <w:r>
+              <w:rPr>
+                <w:rFonts w:ascii="Arial" w:hAnsi="Arial"/>
+                <w:b/>
+                <w:color w:val="0B4F46"/>
+                <w:sz w:val="16"/>
+              </w:rPr>
+              <w:t>04 · Campuhan Ridge Walk</w:t>
+            </w:r>
+          </w:p>
+          <w:p>
+            <w:pPr>
+              <w:spacing w:before="0" w:after="0"/>
+              <w:jc w:val="center"/>
+            </w:pPr>
+            <w:r>
+              <w:rPr>
+                <w:rFonts w:ascii="Arial" w:hAnsi="Arial"/>
+                <w:b w:val="0"/>
+                <w:color w:val="5E6B68"/>
+                <w:sz w:val="13"/>
+              </w:rPr>
+              <w:t>Artem Beliaikin · CC0 1.0</w:t>
+            </w:r>
+          </w:p>
+        </w:tc>
+        <w:tc>
+          <w:tcPr>
+            <w:tcW w:type="dxa" w:w="4680"/>
+            <w:shd w:fill="F8F5EF"/>
+            <w:tcMar>
+              <w:top w:w="95" w:type="dxa"/>
+              <w:start w:w="95" w:type="dxa"/>
+              <w:bottom w:w="95" w:type="dxa"/>
+              <w:end w:w="95" w:type="dxa"/>
+            </w:tcMar>
+            <w:vAlign w:val="center"/>
+          </w:tcPr>
+          <w:p>
+            <w:pPr>
+              <w:jc w:val="center"/>
+            </w:pPr>
+            <w:r>
+              <w:drawing>
+                <wp:inline xmlns:a="http://schemas.openxmlformats.org/drawingml/2006/main" xmlns:pic="http://schemas.openxmlformats.org/drawingml/2006/picture">
+                  <wp:extent cx="2788920" cy="1673352"/>
+                  <wp:docPr id="7" name="Picture 7" descr="Jatiluwih, Bali — Jorge Franganillo · CC BY 2.0" title="Jatiluwih, Bali — Jorge Franganillo · CC BY 2.0"/>
+                  <wp:cNvGraphicFramePr>
+                    <a:graphicFrameLocks noChangeAspect="1"/>
+                  </wp:cNvGraphicFramePr>
+                  <a:graphic>
+                    <a:graphicData uri="http://schemas.openxmlformats.org/drawingml/2006/picture">
+                      <pic:pic>
+                        <pic:nvPicPr>
+                          <pic:cNvPr id="0" name="05-Gede-Jatiluwih.jpg"/>
+                          <pic:cNvPicPr/>
+                        </pic:nvPicPr>
+                        <pic:blipFill>
+                          <a:blip r:embed="rId17"/>
+                          <a:stretch>
+                            <a:fillRect/>
+                          </a:stretch>
+                        </pic:blipFill>
+                        <pic:spPr>
+                          <a:xfrm>
+                            <a:off x="0" y="0"/>
+                            <a:ext cx="2788920" cy="1673352"/>
+                          </a:xfrm>
+                          <a:prstGeom prst="rect"/>
+                        </pic:spPr>
+                      </pic:pic>
+                    </a:graphicData>
+                  </a:graphic>
+                </wp:inline>
+              </w:drawing>
+            </w:r>
+          </w:p>
+          <w:p>
+            <w:pPr>
+              <w:spacing w:before="40" w:after="0"/>
+              <w:jc w:val="center"/>
+            </w:pPr>
+            <w:r>
+              <w:rPr>
+                <w:rFonts w:ascii="Arial" w:hAnsi="Arial"/>
+                <w:b/>
+                <w:color w:val="0B4F46"/>
+                <w:sz w:val="16"/>
+              </w:rPr>
+              <w:t>05 · Jatiluwih</w:t>
+            </w:r>
+          </w:p>
+          <w:p>
+            <w:pPr>
+              <w:spacing w:before="0" w:after="0"/>
+              <w:jc w:val="center"/>
+            </w:pPr>
+            <w:r>
+              <w:rPr>
+                <w:rFonts w:ascii="Arial" w:hAnsi="Arial"/>
+                <w:b w:val="0"/>
+                <w:color w:val="5E6B68"/>
+                <w:sz w:val="13"/>
+              </w:rPr>
+              <w:t>Jorge Franganillo · CC BY 2.0</w:t>
+            </w:r>
+          </w:p>
+        </w:tc>
+      </w:tr>
+      <w:tr>
+        <w:tc>
+          <w:tcPr>
+            <w:tcW w:type="dxa" w:w="4680"/>
+            <w:shd w:fill="F8F5EF"/>
+            <w:tcMar>
+              <w:top w:w="95" w:type="dxa"/>
+              <w:start w:w="95" w:type="dxa"/>
+              <w:bottom w:w="95" w:type="dxa"/>
+              <w:end w:w="95" w:type="dxa"/>
+            </w:tcMar>
+            <w:vAlign w:val="center"/>
+          </w:tcPr>
+          <w:p>
+            <w:pPr>
+              <w:jc w:val="center"/>
+            </w:pPr>
+            <w:r>
+              <w:drawing>
+                <wp:inline xmlns:a="http://schemas.openxmlformats.org/drawingml/2006/main" xmlns:pic="http://schemas.openxmlformats.org/drawingml/2006/picture">
+                  <wp:extent cx="1543050" cy="2057400"/>
+                  <wp:docPr id="8" name="Picture 8" descr="Tirta Gangga, Bali — Bair175 · CC BY-SA 3.0" title="Tirta Gangga, Bali — Bair175 · CC BY-SA 3.0"/>
+                  <wp:cNvGraphicFramePr>
+                    <a:graphicFrameLocks noChangeAspect="1"/>
+                  </wp:cNvGraphicFramePr>
+                  <a:graphic>
+                    <a:graphicData uri="http://schemas.openxmlformats.org/drawingml/2006/picture">
+                      <pic:pic>
+                        <pic:nvPicPr>
+                          <pic:cNvPr id="0" name="06-Gede-Tirta-Gangga.jpg"/>
+                          <pic:cNvPicPr/>
+                        </pic:nvPicPr>
+                        <pic:blipFill>
+                          <a:blip r:embed="rId18"/>
+                          <a:stretch>
+                            <a:fillRect/>
+                          </a:stretch>
+                        </pic:blipFill>
+                        <pic:spPr>
+                          <a:xfrm>
+                            <a:off x="0" y="0"/>
+                            <a:ext cx="1543050" cy="2057400"/>
+                          </a:xfrm>
+                          <a:prstGeom prst="rect"/>
+                        </pic:spPr>
+                      </pic:pic>
+                    </a:graphicData>
+                  </a:graphic>
+                </wp:inline>
+              </w:drawing>
+            </w:r>
+          </w:p>
+          <w:p>
+            <w:pPr>
+              <w:spacing w:before="40" w:after="0"/>
+              <w:jc w:val="center"/>
+            </w:pPr>
+            <w:r>
+              <w:rPr>
+                <w:rFonts w:ascii="Arial" w:hAnsi="Arial"/>
+                <w:b/>
+                <w:color w:val="0B4F46"/>
+                <w:sz w:val="16"/>
+              </w:rPr>
+              <w:t>06 · Tirta Gangga</w:t>
+            </w:r>
+          </w:p>
+          <w:p>
+            <w:pPr>
+              <w:spacing w:before="0" w:after="0"/>
+              <w:jc w:val="center"/>
+            </w:pPr>
+            <w:r>
+              <w:rPr>
+                <w:rFonts w:ascii="Arial" w:hAnsi="Arial"/>
+                <w:b w:val="0"/>
+                <w:color w:val="5E6B68"/>
+                <w:sz w:val="13"/>
+              </w:rPr>
+              <w:t>Bair175 · CC BY-SA 3.0</w:t>
+            </w:r>
+          </w:p>
+        </w:tc>
+        <w:tc>
+          <w:tcPr>
+            <w:tcW w:type="dxa" w:w="4680"/>
+            <w:shd w:fill="F8F5EF"/>
+            <w:tcMar>
+              <w:top w:w="95" w:type="dxa"/>
+              <w:start w:w="95" w:type="dxa"/>
+              <w:bottom w:w="95" w:type="dxa"/>
+              <w:end w:w="95" w:type="dxa"/>
+            </w:tcMar>
+            <w:vAlign w:val="center"/>
+          </w:tcPr>
+          <w:p>
+            <w:pPr>
+              <w:jc w:val="center"/>
+            </w:pPr>
+            <w:r>
+              <w:drawing>
+                <wp:inline xmlns:a="http://schemas.openxmlformats.org/drawingml/2006/main" xmlns:pic="http://schemas.openxmlformats.org/drawingml/2006/picture">
+                  <wp:extent cx="2788920" cy="2091690"/>
+                  <wp:docPr id="9" name="Picture 9" descr="Pantai Seminyak, Bali — Christophe95 · CC BY-SA 4.0" title="Pantai Seminyak, Bali — Christophe95 · CC BY-SA 4.0"/>
+                  <wp:cNvGraphicFramePr>
+                    <a:graphicFrameLocks noChangeAspect="1"/>
+                  </wp:cNvGraphicFramePr>
+                  <a:graphic>
+                    <a:graphicData uri="http://schemas.openxmlformats.org/drawingml/2006/picture">
+                      <pic:pic>
+                        <pic:nvPicPr>
+                          <pic:cNvPr id="0" name="07-Gede-Seminyak-Sunset.jpg"/>
+                          <pic:cNvPicPr/>
+                        </pic:nvPicPr>
+                        <pic:blipFill>
+                          <a:blip r:embed="rId19"/>
+                          <a:stretch>
+                            <a:fillRect/>
+                          </a:stretch>
+                        </pic:blipFill>
+                        <pic:spPr>
+                          <a:xfrm>
+                            <a:off x="0" y="0"/>
+                            <a:ext cx="2788920" cy="2091690"/>
+                          </a:xfrm>
+                          <a:prstGeom prst="rect"/>
+                        </pic:spPr>
+                      </pic:pic>
+                    </a:graphicData>
+                  </a:graphic>
+                </wp:inline>
+              </w:drawing>
+            </w:r>
+          </w:p>
+          <w:p>
+            <w:pPr>
+              <w:spacing w:before="40" w:after="0"/>
+              <w:jc w:val="center"/>
+            </w:pPr>
+            <w:r>
+              <w:rPr>
+                <w:rFonts w:ascii="Arial" w:hAnsi="Arial"/>
+                <w:b/>
+                <w:color w:val="0B4F46"/>
+                <w:sz w:val="16"/>
+              </w:rPr>
+              <w:t>07 · Pantai Seminyak</w:t>
+            </w:r>
+          </w:p>
+          <w:p>
+            <w:pPr>
+              <w:spacing w:before="0" w:after="0"/>
+              <w:jc w:val="center"/>
+            </w:pPr>
+            <w:r>
+              <w:rPr>
+                <w:rFonts w:ascii="Arial" w:hAnsi="Arial"/>
+                <w:b w:val="0"/>
+                <w:color w:val="5E6B68"/>
+                <w:sz w:val="13"/>
+              </w:rPr>
+              <w:t>Christophe95 · CC BY-SA 4.0</w:t>
+            </w:r>
+          </w:p>
+        </w:tc>
+      </w:tr>
+    </w:tbl>
+    <w:p>
+      <w:r>
+        <w:br w:type="page"/>
+      </w:r>
+    </w:p>
+    <w:p>
+      <w:pPr>
+        <w:spacing w:before="0" w:after="60"/>
+      </w:pPr>
+      <w:r>
+        <w:rPr>
+          <w:rFonts w:ascii="Arial" w:hAnsi="Arial"/>
+          <w:b/>
+          <w:color w:val="E0A11A"/>
+          <w:sz w:val="16"/>
+        </w:rPr>
+        <w:t>INSTAGRAM · FACEBOOK · WHATSAPP</w:t>
+      </w:r>
+    </w:p>
+    <w:p>
+      <w:pPr>
+        <w:keepNext/>
+        <w:spacing w:before="0" w:after="100"/>
+      </w:pPr>
+      <w:r>
+        <w:rPr>
+          <w:rFonts w:ascii="Arial" w:hAnsi="Arial"/>
+          <w:b/>
+          <w:color w:val="0B4F46"/>
+          <w:sz w:val="44"/>
+        </w:rPr>
+        <w:t>Posting kedua: empat pemandangan</w:t>
+      </w:r>
+    </w:p>
+    <w:p>
+      <w:pPr>
+        <w:spacing w:before="0" w:after="160" w:line="269" w:lineRule="auto"/>
+      </w:pPr>
+      <w:r>
+        <w:rPr>
+          <w:rFonts w:ascii="Arial" w:hAnsi="Arial"/>
+          <w:b w:val="0"/>
+          <w:color w:val="1E2D2A"/>
+          <w:sz w:val="18"/>
+        </w:rPr>
+        <w:t>Pilih foto 04, 05, 06, dan 07 sebagai carousel. Salin teks di bawah, lalu tambahkan tautan pribadi pada bio, Story, atau pesan langsung.</w:t>
+      </w:r>
+    </w:p>
+    <w:tbl>
+      <w:tblPr>
+        <w:tblW w:type="dxa" w:w="9360"/>
+        <w:jc w:val="center"/>
+        <w:tblLayout w:type="fixed"/>
+        <w:tblLook w:firstColumn="1" w:firstRow="1" w:lastColumn="0" w:lastRow="0" w:noHBand="0" w:noVBand="1" w:val="04A0"/>
+        <w:tblBorders>
+          <w:top w:val="nil"/>
+          <w:left w:val="nil"/>
+          <w:bottom w:val="nil"/>
+          <w:right w:val="nil"/>
+          <w:insideH w:val="nil"/>
+          <w:insideV w:val="nil"/>
+        </w:tblBorders>
+      </w:tblPr>
+      <w:tblGrid>
+        <w:gridCol w:w="9360"/>
+      </w:tblGrid>
+      <w:tr>
+        <w:tc>
+          <w:tcPr>
+            <w:tcW w:type="dxa" w:w="9360"/>
+            <w:shd w:fill="E8F1EF"/>
+            <w:tcMar>
+              <w:top w:w="170" w:type="dxa"/>
+              <w:start w:w="190" w:type="dxa"/>
+              <w:bottom w:w="170" w:type="dxa"/>
+              <w:end w:w="190" w:type="dxa"/>
+            </w:tcMar>
+          </w:tcPr>
+          <w:p>
+            <w:pPr>
+              <w:spacing w:after="80"/>
+            </w:pPr>
+            <w:r>
+              <w:rPr>
+                <w:rFonts w:ascii="Arial" w:hAnsi="Arial"/>
+                <w:b/>
+                <w:color w:val="0B4F46"/>
+                <w:sz w:val="16"/>
+              </w:rPr>
+              <w:t>SALIN · BAHASA INDONESIA</w:t>
+            </w:r>
+          </w:p>
+          <w:p>
+            <w:pPr>
+              <w:spacing w:after="0" w:line="269" w:lineRule="auto"/>
+            </w:pPr>
+            <w:r>
+              <w:rPr>
+                <w:rFonts w:ascii="Arial" w:hAnsi="Arial"/>
+                <w:b w:val="0"/>
+                <w:color w:val="1E2D2A"/>
+                <w:sz w:val="18"/>
+              </w:rPr>
+              <w:t>Empat suasana Bali: pagi hijau di Campuhan, sawah Jatiluwih, taman air Tirta Gangga, dan senja Seminyak. Simpan inspirasinya, lalu buka tautan pribadi saya untuk mengirim rencana. Rute, tanggal, kendaraan, durasi, dan harga akhir tetap dikonfirmasi setelah permintaan masuk.</w:t>
+              <w:br/>
+              <w:br/>
+              <w:t>https://wandermind.cc/find-driver?driver_id=gede&amp;utm_source=driver_gede&amp;utm_medium=instagram&amp;utm_campaign=bali_driver_launch</w:t>
+            </w:r>
+          </w:p>
+        </w:tc>
+      </w:tr>
+    </w:tbl>
+    <w:p>
+      <w:pPr>
+        <w:spacing w:after="0"/>
+      </w:pPr>
+    </w:p>
+    <w:tbl>
+      <w:tblPr>
+        <w:tblW w:type="dxa" w:w="9360"/>
+        <w:jc w:val="center"/>
+        <w:tblLayout w:type="fixed"/>
+        <w:tblLook w:firstColumn="1" w:firstRow="1" w:lastColumn="0" w:lastRow="0" w:noHBand="0" w:noVBand="1" w:val="04A0"/>
+        <w:tblBorders>
+          <w:top w:val="nil"/>
+          <w:left w:val="nil"/>
+          <w:bottom w:val="nil"/>
+          <w:right w:val="nil"/>
+          <w:insideH w:val="nil"/>
+          <w:insideV w:val="nil"/>
+        </w:tblBorders>
+      </w:tblPr>
+      <w:tblGrid>
+        <w:gridCol w:w="9360"/>
+      </w:tblGrid>
+      <w:tr>
+        <w:tc>
+          <w:tcPr>
+            <w:tcW w:type="dxa" w:w="9360"/>
+            <w:shd w:fill="E8F1EF"/>
+            <w:tcMar>
+              <w:top w:w="170" w:type="dxa"/>
+              <w:start w:w="190" w:type="dxa"/>
+              <w:bottom w:w="170" w:type="dxa"/>
+              <w:end w:w="190" w:type="dxa"/>
+            </w:tcMar>
+          </w:tcPr>
+          <w:p>
+            <w:pPr>
+              <w:spacing w:after="80"/>
+            </w:pPr>
+            <w:r>
+              <w:rPr>
+                <w:rFonts w:ascii="Arial" w:hAnsi="Arial"/>
+                <w:b/>
+                <w:color w:val="0B4F46"/>
+                <w:sz w:val="16"/>
+              </w:rPr>
+              <w:t>COPY · ENGLISH</w:t>
+            </w:r>
+          </w:p>
+          <w:p>
+            <w:pPr>
+              <w:spacing w:after="0" w:line="269" w:lineRule="auto"/>
+            </w:pPr>
+            <w:r>
+              <w:rPr>
+                <w:rFonts w:ascii="Arial" w:hAnsi="Arial"/>
+                <w:b w:val="0"/>
+                <w:color w:val="1E2D2A"/>
+                <w:sz w:val="18"/>
+              </w:rPr>
+              <w:t>Four Bali moods: a green morning at Campuhan, Jatiluwih rice terraces, Tirta Gangga's water garden, and a Seminyak sunset. Save the inspiration, then open my personal WanderMind link to send your plan. Route, date, vehicle, duration, and final price are confirmed after the request is received.</w:t>
+              <w:br/>
+              <w:br/>
+              <w:t>https://wandermind.cc/find-driver?driver_id=gede&amp;utm_source=driver_gede&amp;utm_medium=instagram&amp;utm_campaign=bali_driver_launch</w:t>
+            </w:r>
+          </w:p>
+        </w:tc>
+      </w:tr>
+    </w:tbl>
+    <w:p>
+      <w:pPr>
+        <w:spacing w:after="0"/>
+      </w:pPr>
+    </w:p>
+    <w:p>
+      <w:pPr>
+        <w:spacing w:before="0" w:after="60"/>
+      </w:pPr>
+      <w:r>
+        <w:rPr>
+          <w:rFonts w:ascii="Arial" w:hAnsi="Arial"/>
+          <w:b/>
+          <w:color w:val="E0A11A"/>
+          <w:sz w:val="16"/>
+        </w:rPr>
+        <w:t>KREDIT FOTO — JANGAN DIHAPUS</w:t>
+      </w:r>
+    </w:p>
+    <w:p>
+      <w:pPr>
+        <w:spacing w:before="0" w:after="40"/>
+      </w:pPr>
+      <w:r>
+        <w:rPr>
+          <w:rFonts w:ascii="Arial" w:hAnsi="Arial"/>
+          <w:b w:val="0"/>
+          <w:color w:val="5E6B68"/>
+          <w:sz w:val="14"/>
+        </w:rPr>
+        <w:t xml:space="preserve">04 · Campuhan Ridge Walk · Artem Beliaikin · CC0 1.0 · </w:t>
+      </w:r>
+      <w:hyperlink r:id="rId20">
+        <w:r>
+          <w:rPr>
+            <w:color w:val="0B4F46"/>
+            <w:u w:val="single"/>
+            <w:sz w:val="15"/>
+          </w:rPr>
+          <w:t>sumber</w:t>
+        </w:r>
+      </w:hyperlink>
+      <w:r>
+        <w:rPr>
+          <w:rFonts w:ascii="Arial" w:hAnsi="Arial"/>
+          <w:b w:val="0"/>
+          <w:color w:val="5E6B68"/>
+          <w:sz w:val="14"/>
+        </w:rPr>
+        <w:t xml:space="preserve"> · </w:t>
+      </w:r>
+      <w:hyperlink r:id="rId21">
+        <w:r>
+          <w:rPr>
+            <w:color w:val="0B4F46"/>
+            <w:u w:val="single"/>
+            <w:sz w:val="15"/>
+          </w:rPr>
+          <w:t>lisensi</w:t>
+        </w:r>
+      </w:hyperlink>
+    </w:p>
+    <w:p>
+      <w:pPr>
+        <w:spacing w:before="0" w:after="40"/>
+      </w:pPr>
+      <w:r>
+        <w:rPr>
+          <w:rFonts w:ascii="Arial" w:hAnsi="Arial"/>
+          <w:b w:val="0"/>
+          <w:color w:val="5E6B68"/>
+          <w:sz w:val="14"/>
+        </w:rPr>
+        <w:t xml:space="preserve">05 · Jatiluwih · Jorge Franganillo · CC BY 2.0 · </w:t>
+      </w:r>
+      <w:hyperlink r:id="rId22">
+        <w:r>
+          <w:rPr>
+            <w:color w:val="0B4F46"/>
+            <w:u w:val="single"/>
+            <w:sz w:val="15"/>
+          </w:rPr>
+          <w:t>sumber</w:t>
+        </w:r>
+      </w:hyperlink>
+      <w:r>
+        <w:rPr>
+          <w:rFonts w:ascii="Arial" w:hAnsi="Arial"/>
+          <w:b w:val="0"/>
+          <w:color w:val="5E6B68"/>
+          <w:sz w:val="14"/>
+        </w:rPr>
+        <w:t xml:space="preserve"> · </w:t>
+      </w:r>
+      <w:hyperlink r:id="rId23">
+        <w:r>
+          <w:rPr>
+            <w:color w:val="0B4F46"/>
+            <w:u w:val="single"/>
+            <w:sz w:val="15"/>
+          </w:rPr>
+          <w:t>lisensi</w:t>
+        </w:r>
+      </w:hyperlink>
+    </w:p>
+    <w:p>
+      <w:pPr>
+        <w:spacing w:before="0" w:after="40"/>
+      </w:pPr>
+      <w:r>
+        <w:rPr>
+          <w:rFonts w:ascii="Arial" w:hAnsi="Arial"/>
+          <w:b w:val="0"/>
+          <w:color w:val="5E6B68"/>
+          <w:sz w:val="14"/>
+        </w:rPr>
+        <w:t xml:space="preserve">06 · Tirta Gangga · Bair175 · CC BY-SA 3.0 · </w:t>
+      </w:r>
+      <w:hyperlink r:id="rId24">
+        <w:r>
+          <w:rPr>
+            <w:color w:val="0B4F46"/>
+            <w:u w:val="single"/>
+            <w:sz w:val="15"/>
+          </w:rPr>
+          <w:t>sumber</w:t>
+        </w:r>
+      </w:hyperlink>
+      <w:r>
+        <w:rPr>
+          <w:rFonts w:ascii="Arial" w:hAnsi="Arial"/>
+          <w:b w:val="0"/>
+          <w:color w:val="5E6B68"/>
+          <w:sz w:val="14"/>
+        </w:rPr>
+        <w:t xml:space="preserve"> · </w:t>
+      </w:r>
+      <w:hyperlink r:id="rId25">
+        <w:r>
+          <w:rPr>
+            <w:color w:val="0B4F46"/>
+            <w:u w:val="single"/>
+            <w:sz w:val="15"/>
+          </w:rPr>
+          <w:t>lisensi</w:t>
+        </w:r>
+      </w:hyperlink>
+    </w:p>
+    <w:p>
+      <w:pPr>
+        <w:spacing w:before="0" w:after="40"/>
+      </w:pPr>
+      <w:r>
+        <w:rPr>
+          <w:rFonts w:ascii="Arial" w:hAnsi="Arial"/>
+          <w:b w:val="0"/>
+          <w:color w:val="5E6B68"/>
+          <w:sz w:val="14"/>
+        </w:rPr>
+        <w:t xml:space="preserve">07 · Pantai Seminyak · Christophe95 · CC BY-SA 4.0 · </w:t>
+      </w:r>
+      <w:hyperlink r:id="rId26">
+        <w:r>
+          <w:rPr>
+            <w:color w:val="0B4F46"/>
+            <w:u w:val="single"/>
+            <w:sz w:val="15"/>
+          </w:rPr>
+          <w:t>sumber</w:t>
+        </w:r>
+      </w:hyperlink>
+      <w:r>
+        <w:rPr>
+          <w:rFonts w:ascii="Arial" w:hAnsi="Arial"/>
+          <w:b w:val="0"/>
+          <w:color w:val="5E6B68"/>
+          <w:sz w:val="14"/>
+        </w:rPr>
+        <w:t xml:space="preserve"> · </w:t>
+      </w:r>
+      <w:hyperlink r:id="rId27">
+        <w:r>
+          <w:rPr>
+            <w:color w:val="0B4F46"/>
+            <w:u w:val="single"/>
+            <w:sz w:val="15"/>
+          </w:rPr>
+          <w:t>lisensi</w:t>
+        </w:r>
+      </w:hyperlink>
+    </w:p>
+    <w:p>
+      <w:pPr>
+        <w:spacing w:before="0" w:after="0" w:line="269" w:lineRule="auto"/>
+      </w:pPr>
+      <w:r>
+        <w:rPr>
+          <w:rFonts w:ascii="Arial" w:hAnsi="Arial"/>
+          <w:b w:val="0"/>
+          <w:color w:val="5E6B68"/>
+          <w:sz w:val="15"/>
+        </w:rPr>
+        <w:t>Foto berlisensi tidak boleh ditulis sebagai hasil foto pribadi. Versi WanderMind hanya disalin untuk paket promosi ini; ketentuan atribusi dan share-alike tetap berlaku.</w:t>
+      </w:r>
     </w:p>
     <w:sectPr>
       <w:footerReference w:type="default" r:id="rId9"/>
